--- a/MinhChung.docx
+++ b/MinhChung.docx
@@ -40,7 +40,18 @@
           </wp:inline>
         </w:drawing>
       </w:r>
-      <w:r>
+      <w:proofErr w:type="spellStart"/>
+      <w:proofErr w:type="gramStart"/>
+      <w:r>
+        <w:t>câu</w:t>
+      </w:r>
+      <w:proofErr w:type="spellEnd"/>
+      <w:proofErr w:type="gramEnd"/>
+      <w:r>
+        <w:t xml:space="preserve"> 2</w:t>
+      </w:r>
+      <w:r>
+        <w:lastRenderedPageBreak/>
         <w:drawing>
           <wp:inline distT="0" distB="0" distL="0" distR="0" wp14:anchorId="3054FE37" wp14:editId="302468C2">
             <wp:extent cx="5943600" cy="3324225"/>
@@ -78,7 +89,6 @@
         </w:drawing>
       </w:r>
       <w:r>
-        <w:lastRenderedPageBreak/>
         <w:drawing>
           <wp:inline distT="0" distB="0" distL="0" distR="0" wp14:anchorId="46BB7BBA" wp14:editId="3742C555">
             <wp:extent cx="5943600" cy="3341370"/>
@@ -118,6 +128,7 @@
     </w:p>
     <w:p>
       <w:r>
+        <w:lastRenderedPageBreak/>
         <w:drawing>
           <wp:inline distT="0" distB="0" distL="0" distR="0" wp14:anchorId="4A701AA4" wp14:editId="1DED4162">
             <wp:extent cx="5943600" cy="3341370"/>
@@ -155,9 +166,9 @@
         </w:drawing>
       </w:r>
     </w:p>
+    <w:p/>
     <w:p>
       <w:r>
-        <w:lastRenderedPageBreak/>
         <w:drawing>
           <wp:inline distT="0" distB="0" distL="0" distR="0" wp14:anchorId="6368BADD" wp14:editId="2D714649">
             <wp:extent cx="5943600" cy="3341370"/>
@@ -194,8 +205,148 @@
           </wp:inline>
         </w:drawing>
       </w:r>
+    </w:p>
+    <w:p>
+      <w:proofErr w:type="spellStart"/>
+      <w:r>
+        <w:t>Câu</w:t>
+      </w:r>
+      <w:proofErr w:type="spellEnd"/>
+      <w:r>
+        <w:t xml:space="preserve"> 4</w:t>
+      </w:r>
+    </w:p>
+    <w:p>
+      <w:r>
+        <w:lastRenderedPageBreak/>
+        <w:drawing>
+          <wp:inline distT="0" distB="0" distL="0" distR="0" wp14:anchorId="36AC8597" wp14:editId="74A7F392">
+            <wp:extent cx="5943600" cy="3341370"/>
+            <wp:effectExtent l="0" t="0" r="0" b="0"/>
+            <wp:docPr id="6" name="Picture 6"/>
+            <wp:cNvGraphicFramePr>
+              <a:graphicFrameLocks xmlns:a="http://schemas.openxmlformats.org/drawingml/2006/main" noChangeAspect="1"/>
+            </wp:cNvGraphicFramePr>
+            <a:graphic xmlns:a="http://schemas.openxmlformats.org/drawingml/2006/main">
+              <a:graphicData uri="http://schemas.openxmlformats.org/drawingml/2006/picture">
+                <pic:pic xmlns:pic="http://schemas.openxmlformats.org/drawingml/2006/picture">
+                  <pic:nvPicPr>
+                    <pic:cNvPr id="1" name=""/>
+                    <pic:cNvPicPr/>
+                  </pic:nvPicPr>
+                  <pic:blipFill>
+                    <a:blip r:embed="rId9"/>
+                    <a:stretch>
+                      <a:fillRect/>
+                    </a:stretch>
+                  </pic:blipFill>
+                  <pic:spPr>
+                    <a:xfrm>
+                      <a:off x="0" y="0"/>
+                      <a:ext cx="5943600" cy="3341370"/>
+                    </a:xfrm>
+                    <a:prstGeom prst="rect">
+                      <a:avLst/>
+                    </a:prstGeom>
+                  </pic:spPr>
+                </pic:pic>
+              </a:graphicData>
+            </a:graphic>
+          </wp:inline>
+        </w:drawing>
+      </w:r>
+    </w:p>
+    <w:p/>
+    <w:p>
+      <w:r>
+        <w:drawing>
+          <wp:inline distT="0" distB="0" distL="0" distR="0" wp14:anchorId="311B9AD7" wp14:editId="766FF653">
+            <wp:extent cx="5943600" cy="3341370"/>
+            <wp:effectExtent l="0" t="0" r="0" b="0"/>
+            <wp:docPr id="7" name="Picture 7"/>
+            <wp:cNvGraphicFramePr>
+              <a:graphicFrameLocks xmlns:a="http://schemas.openxmlformats.org/drawingml/2006/main" noChangeAspect="1"/>
+            </wp:cNvGraphicFramePr>
+            <a:graphic xmlns:a="http://schemas.openxmlformats.org/drawingml/2006/main">
+              <a:graphicData uri="http://schemas.openxmlformats.org/drawingml/2006/picture">
+                <pic:pic xmlns:pic="http://schemas.openxmlformats.org/drawingml/2006/picture">
+                  <pic:nvPicPr>
+                    <pic:cNvPr id="1" name=""/>
+                    <pic:cNvPicPr/>
+                  </pic:nvPicPr>
+                  <pic:blipFill>
+                    <a:blip r:embed="rId10"/>
+                    <a:stretch>
+                      <a:fillRect/>
+                    </a:stretch>
+                  </pic:blipFill>
+                  <pic:spPr>
+                    <a:xfrm>
+                      <a:off x="0" y="0"/>
+                      <a:ext cx="5943600" cy="3341370"/>
+                    </a:xfrm>
+                    <a:prstGeom prst="rect">
+                      <a:avLst/>
+                    </a:prstGeom>
+                  </pic:spPr>
+                </pic:pic>
+              </a:graphicData>
+            </a:graphic>
+          </wp:inline>
+        </w:drawing>
+      </w:r>
+    </w:p>
+    <w:p>
+      <w:proofErr w:type="spellStart"/>
+      <w:r>
+        <w:t>Cau</w:t>
+      </w:r>
+      <w:proofErr w:type="spellEnd"/>
+      <w:r>
+        <w:t xml:space="preserve"> 5</w:t>
+      </w:r>
       <w:bookmarkStart w:id="0" w:name="_GoBack"/>
       <w:bookmarkEnd w:id="0"/>
+    </w:p>
+    <w:p>
+      <w:r>
+        <w:lastRenderedPageBreak/>
+        <w:drawing>
+          <wp:inline distT="0" distB="0" distL="0" distR="0" wp14:anchorId="5F27D07A" wp14:editId="1FAC64E3">
+            <wp:extent cx="5943600" cy="3341370"/>
+            <wp:effectExtent l="0" t="0" r="0" b="0"/>
+            <wp:docPr id="8" name="Picture 8"/>
+            <wp:cNvGraphicFramePr>
+              <a:graphicFrameLocks xmlns:a="http://schemas.openxmlformats.org/drawingml/2006/main" noChangeAspect="1"/>
+            </wp:cNvGraphicFramePr>
+            <a:graphic xmlns:a="http://schemas.openxmlformats.org/drawingml/2006/main">
+              <a:graphicData uri="http://schemas.openxmlformats.org/drawingml/2006/picture">
+                <pic:pic xmlns:pic="http://schemas.openxmlformats.org/drawingml/2006/picture">
+                  <pic:nvPicPr>
+                    <pic:cNvPr id="1" name=""/>
+                    <pic:cNvPicPr/>
+                  </pic:nvPicPr>
+                  <pic:blipFill>
+                    <a:blip r:embed="rId11"/>
+                    <a:stretch>
+                      <a:fillRect/>
+                    </a:stretch>
+                  </pic:blipFill>
+                  <pic:spPr>
+                    <a:xfrm>
+                      <a:off x="0" y="0"/>
+                      <a:ext cx="5943600" cy="3341370"/>
+                    </a:xfrm>
+                    <a:prstGeom prst="rect">
+                      <a:avLst/>
+                    </a:prstGeom>
+                  </pic:spPr>
+                </pic:pic>
+              </a:graphicData>
+            </a:graphic>
+          </wp:inline>
+        </w:drawing>
+      </w:r>
     </w:p>
     <w:sectPr>
       <w:pgSz w:w="12240" w:h="15840"/>
